--- a/public/szechenyi-bg-template.docx
+++ b/public/szechenyi-bg-template.docx
@@ -591,6 +591,7 @@
               <w:rPr>
                 <w:rFonts w:ascii="Arial" w:hAnsi="Arial" w:cs="Arial"/>
               </w:rPr>
+              <w:lastRenderedPageBreak/>
               <w:t>A hozzájáruló személyes adatai</w:t>
             </w:r>
             <w:r>
@@ -603,14 +604,7 @@
               <w:rPr>
                 <w:rFonts w:ascii="Arial" w:hAnsi="Arial" w:cs="Arial"/>
               </w:rPr>
-              <w:t xml:space="preserve">Név, </w:t>
-            </w:r>
-            <w:r>
-              <w:rPr>
-                <w:rFonts w:ascii="Arial" w:hAnsi="Arial" w:cs="Arial"/>
-              </w:rPr>
-              <w:lastRenderedPageBreak/>
-              <w:t>születési hely és idő, anyja neve</w:t>
+              <w:t>Név, születési hely és idő, anyja neve</w:t>
             </w:r>
             <w:r>
               <w:rPr>
@@ -635,7 +629,6 @@
               <w:rPr>
                 <w:rFonts w:ascii="Arial" w:hAnsi="Arial" w:cs="Arial"/>
               </w:rPr>
-              <w:lastRenderedPageBreak/>
               <w:t>A hozzájáruló azonosítása</w:t>
             </w:r>
           </w:p>
@@ -686,14 +679,7 @@
               <w:rPr>
                 <w:rFonts w:ascii="Arial" w:hAnsi="Arial" w:cs="Arial"/>
               </w:rPr>
-              <w:t xml:space="preserve">, </w:t>
-            </w:r>
-            <w:r>
-              <w:rPr>
-                <w:rFonts w:ascii="Arial" w:hAnsi="Arial" w:cs="Arial"/>
-              </w:rPr>
-              <w:lastRenderedPageBreak/>
-              <w:t xml:space="preserve">vagy legkésőbb </w:t>
+              <w:t xml:space="preserve">, vagy legkésőbb </w:t>
             </w:r>
             <w:r>
               <w:rPr>
@@ -724,7 +710,6 @@
               <w:rPr>
                 <w:rFonts w:ascii="Arial" w:hAnsi="Arial" w:cs="Arial"/>
               </w:rPr>
-              <w:lastRenderedPageBreak/>
               <w:t>az érintett önkéntes adatszolgáltatása</w:t>
             </w:r>
           </w:p>
@@ -1251,6 +1236,7 @@
           <w:rStyle w:val="fontstyle01"/>
           <w:rFonts w:ascii="Arial" w:hAnsi="Arial" w:cs="Arial"/>
         </w:rPr>
+        <w:lastRenderedPageBreak/>
         <w:t xml:space="preserve">emailen: </w:t>
       </w:r>
       <w:hyperlink r:id="rId9" w:history="1">
@@ -1312,7 +1298,6 @@
           <w:b/>
           <w:i/>
         </w:rPr>
-        <w:lastRenderedPageBreak/>
         <w:t>Tájékoztatáshoz való jog:</w:t>
       </w:r>
     </w:p>
@@ -1791,15 +1776,7 @@
           <w:rStyle w:val="fontstyle01"/>
           <w:rFonts w:ascii="Arial" w:hAnsi="Arial" w:cs="Arial"/>
         </w:rPr>
-        <w:t xml:space="preserve">Ön jogosult arra, hogy a saját helyzetével kapcsolatos okokból tiltakozzon a jogos érdek mérlegelése alapján végzett adatkezelés ellen. Ebben az Egyetem megvizsgálja az Ön vonatkozásában az érdekmérlegelés jogalapján végzett adatkezelését, és amennyiben </w:t>
-      </w:r>
-      <w:r>
-        <w:rPr>
-          <w:rStyle w:val="fontstyle01"/>
-          <w:rFonts w:ascii="Arial" w:hAnsi="Arial" w:cs="Arial"/>
-        </w:rPr>
-        <w:lastRenderedPageBreak/>
-        <w:t>megalapozottnak találja a kérelmét, töröljük a személyes adatait. A vizsgálat eredményéről Önt minden esetben tájékoztatjuk.</w:t>
+        <w:t>Ön jogosult arra, hogy a saját helyzetével kapcsolatos okokból tiltakozzon a jogos érdek mérlegelése alapján végzett adatkezelés ellen. Ebben az Egyetem megvizsgálja az Ön vonatkozásában az érdekmérlegelés jogalapján végzett adatkezelését, és amennyiben megalapozottnak találja a kérelmét, töröljük a személyes adatait. A vizsgálat eredményéről Önt minden esetben tájékoztatjuk.</w:t>
       </w:r>
     </w:p>
     <w:p>
@@ -2357,14 +2334,22 @@
           <w:rStyle w:val="fontstyle01"/>
           <w:rFonts w:ascii="Arial" w:hAnsi="Arial" w:cs="Arial"/>
         </w:rPr>
-        <w:t>Amennyiben személyes adatai kezelésének jogellenességét tapasztalja, polgári pert kezdeményezhet az adatkezelő ellen. Az ilyen per Magyarországon a törvényszék hatáskörébe tartozik. A bíróságok illetékességéről és elérhetőségeiről az alábbi honlapon tájékozódhat: www.birosag.hu</w:t>
+        <w:t xml:space="preserve">Amennyiben személyes adatai kezelésének jogellenességét tapasztalja, polgári pert kezdeményezhet az adatkezelő ellen. Az ilyen per Magyarországon a törvényszék </w:t>
+      </w:r>
+      <w:r>
+        <w:rPr>
+          <w:rStyle w:val="fontstyle01"/>
+          <w:rFonts w:ascii="Arial" w:hAnsi="Arial" w:cs="Arial"/>
+        </w:rPr>
+        <w:lastRenderedPageBreak/>
+        <w:t>hatáskörébe tartozik. A bíróságok illetékességéről és elérhetőségeiről az alábbi honlapon tájékozódhat: www.birosag.hu</w:t>
       </w:r>
     </w:p>
     <w:sectPr>
       <w:headerReference w:type="default" r:id="rId10"/>
       <w:footerReference w:type="default" r:id="rId11"/>
       <w:pgSz w:w="11906" w:h="16838"/>
-      <w:pgMar w:top="1417" w:right="1417" w:bottom="1417" w:left="1417" w:header="708" w:footer="57" w:gutter="0"/>
+      <w:pgMar w:top="1701" w:right="1418" w:bottom="1701" w:left="1418" w:header="709" w:footer="57" w:gutter="0"/>
       <w:cols w:space="708"/>
       <w:docGrid w:linePitch="360"/>
     </w:sectPr>
